--- a/src/OpenXmlHtml.Tests/WordUnderlineTests.UnderlineWithColor.Net.verified.docx
+++ b/src/OpenXmlHtml.Tests/WordUnderlineTests.UnderlineWithColor.Net.verified.docx
@@ -5,8 +5,8 @@
     <w:p>
       <w:r>
         <w:rPr>
+          <w:color w:val="FF0000"/>
           <w:u w:val="wave"/>
-          <w:color w:val="FF0000"/>
         </w:rPr>
         <w:t xml:space="preserve">Wavy red underline</w:t>
       </w:r>
